--- a/Articles/2026/4_Blender_Tips_and_Tricks/2_Putting_The_Reference_Image_In_Front/2 Putting the Reference image in Front.docx
+++ b/Articles/2026/4_Blender_Tips_and_Tricks/2_Putting_The_Reference_Image_In_Front/2 Putting the Reference image in Front.docx
@@ -20,10 +20,80 @@
       </w:r>
     </w:p>
     <w:p>
+      <w:r>
+        <w:rPr>
+          <w:noProof/>
+        </w:rPr>
+        <w:drawing>
+          <wp:inline distT="0" distB="0" distL="0" distR="0" wp14:anchorId="164671EE" wp14:editId="4F9B5DF0">
+            <wp:extent cx="2571750" cy="2295525"/>
+            <wp:effectExtent l="76200" t="76200" r="133350" b="142875"/>
+            <wp:docPr id="836448906" name="Picture 1"/>
+            <wp:cNvGraphicFramePr>
+              <a:graphicFrameLocks xmlns:a="http://schemas.openxmlformats.org/drawingml/2006/main" noChangeAspect="1"/>
+            </wp:cNvGraphicFramePr>
+            <a:graphic xmlns:a="http://schemas.openxmlformats.org/drawingml/2006/main">
+              <a:graphicData uri="http://schemas.openxmlformats.org/drawingml/2006/picture">
+                <pic:pic xmlns:pic="http://schemas.openxmlformats.org/drawingml/2006/picture">
+                  <pic:nvPicPr>
+                    <pic:cNvPr id="0" name="Picture 1"/>
+                    <pic:cNvPicPr>
+                      <a:picLocks noChangeAspect="1" noChangeArrowheads="1"/>
+                    </pic:cNvPicPr>
+                  </pic:nvPicPr>
+                  <pic:blipFill>
+                    <a:blip r:embed="rId5">
+                      <a:extLst>
+                        <a:ext uri="{28A0092B-C50C-407E-A947-70E740481C1C}">
+                          <a14:useLocalDpi xmlns:a14="http://schemas.microsoft.com/office/drawing/2010/main" val="0"/>
+                        </a:ext>
+                      </a:extLst>
+                    </a:blip>
+                    <a:srcRect/>
+                    <a:stretch>
+                      <a:fillRect/>
+                    </a:stretch>
+                  </pic:blipFill>
+                  <pic:spPr bwMode="auto">
+                    <a:xfrm>
+                      <a:off x="0" y="0"/>
+                      <a:ext cx="2571750" cy="2295525"/>
+                    </a:xfrm>
+                    <a:prstGeom prst="rect">
+                      <a:avLst/>
+                    </a:prstGeom>
+                    <a:ln w="38100" cap="sq">
+                      <a:solidFill>
+                        <a:srgbClr val="000000"/>
+                      </a:solidFill>
+                      <a:prstDash val="solid"/>
+                      <a:miter lim="800000"/>
+                    </a:ln>
+                    <a:effectLst>
+                      <a:outerShdw blurRad="50800" dist="38100" dir="2700000" algn="tl" rotWithShape="0">
+                        <a:srgbClr val="000000">
+                          <a:alpha val="43000"/>
+                        </a:srgbClr>
+                      </a:outerShdw>
+                    </a:effectLst>
+                  </pic:spPr>
+                </pic:pic>
+              </a:graphicData>
+            </a:graphic>
+          </wp:inline>
+        </w:drawing>
+      </w:r>
+    </w:p>
+    <w:p/>
+    <w:p/>
+    <w:p>
       <w:pPr>
         <w:ind w:hanging="1080"/>
       </w:pPr>
       <w:r>
+        <w:rPr>
+          <w:noProof/>
+        </w:rPr>
         <w:drawing>
           <wp:inline distT="0" distB="0" distL="0" distR="0" wp14:anchorId="12395FD6" wp14:editId="6935CF2E">
             <wp:extent cx="6978869" cy="4191817"/>
@@ -40,7 +110,7 @@
                     <pic:cNvPicPr/>
                   </pic:nvPicPr>
                   <pic:blipFill>
-                    <a:blip r:embed="rId5"/>
+                    <a:blip r:embed="rId6"/>
                     <a:stretch>
                       <a:fillRect/>
                     </a:stretch>
@@ -65,6 +135,10 @@
     <w:p/>
     <w:p>
       <w:r>
+        <w:rPr>
+          <w:noProof/>
+        </w:rPr>
+        <w:lastRenderedPageBreak/>
         <w:drawing>
           <wp:inline distT="0" distB="0" distL="0" distR="0" wp14:anchorId="3E8E7C4B" wp14:editId="7B4314B2">
             <wp:extent cx="3934374" cy="3400900"/>
@@ -81,7 +155,7 @@
                     <pic:cNvPicPr/>
                   </pic:nvPicPr>
                   <pic:blipFill>
-                    <a:blip r:embed="rId6"/>
+                    <a:blip r:embed="rId7"/>
                     <a:stretch>
                       <a:fillRect/>
                     </a:stretch>
@@ -113,10 +187,13 @@
         <w:ind w:hanging="1350"/>
       </w:pPr>
       <w:r>
+        <w:rPr>
+          <w:noProof/>
+        </w:rPr>
         <w:drawing>
-          <wp:inline distT="0" distB="0" distL="0" distR="0" wp14:anchorId="75C16CCE" wp14:editId="22C00C9C">
-            <wp:extent cx="7587769" cy="5433848"/>
-            <wp:effectExtent l="0" t="0" r="0" b="0"/>
+          <wp:inline distT="0" distB="0" distL="0" distR="0" wp14:anchorId="75C16CCE" wp14:editId="688FF45D">
+            <wp:extent cx="6800850" cy="4870310"/>
+            <wp:effectExtent l="0" t="0" r="0" b="6985"/>
             <wp:docPr id="1490500355" name="Picture 1"/>
             <wp:cNvGraphicFramePr>
               <a:graphicFrameLocks xmlns:a="http://schemas.openxmlformats.org/drawingml/2006/main" noChangeAspect="1"/>
@@ -129,7 +206,7 @@
                     <pic:cNvPicPr/>
                   </pic:nvPicPr>
                   <pic:blipFill>
-                    <a:blip r:embed="rId7"/>
+                    <a:blip r:embed="rId8"/>
                     <a:stretch>
                       <a:fillRect/>
                     </a:stretch>
@@ -137,7 +214,7 @@
                   <pic:spPr>
                     <a:xfrm>
                       <a:off x="0" y="0"/>
-                      <a:ext cx="7599887" cy="5442526"/>
+                      <a:ext cx="6828843" cy="4890357"/>
                     </a:xfrm>
                     <a:prstGeom prst="rect">
                       <a:avLst/>
